--- a/Knowledge/3-Work knowledge/1-Software Engineering/2-Testing/5-My Source/1-ISTQB Foundation Level/4-Dynamic Testing/2-Types of System Testing/2-Functional Testing.docx
+++ b/Knowledge/3-Work knowledge/1-Software Engineering/2-Testing/5-My Source/1-ISTQB Foundation Level/4-Dynamic Testing/2-Types of System Testing/2-Functional Testing.docx
@@ -38,51 +38,77 @@
       </w:pPr>
       <w:r>
         <w:rPr>
-          <w:b/>
-          <w:shd w:val="clear" w:color="auto" w:fill="B7B7B7"/>
-        </w:rPr>
-        <w:t># Source</w:t>
-      </w:r>
-      <w:r>
-        <w:rPr>
-          <w:shd w:val="clear" w:color="auto" w:fill="B7B7B7"/>
-        </w:rPr>
-        <w:t xml:space="preserve">: </w:t>
-      </w:r>
-      <w:r>
-        <w:rPr>
-          <w:b/>
-          <w:shd w:val="clear" w:color="auto" w:fill="B7B7B7"/>
-        </w:rPr>
-        <w:t xml:space="preserve">Chatgpt </w:t>
-      </w:r>
-      <w:r>
-        <w:rPr>
-          <w:b/>
-          <w:sz w:val="14"/>
-          <w:szCs w:val="14"/>
-          <w:shd w:val="clear" w:color="auto" w:fill="B7B7B7"/>
-        </w:rPr>
-        <w:t>(GPT</w:t>
-      </w:r>
-      <w:r>
-        <w:rPr>
-          <w:rFonts w:ascii="Cambria Math" w:hAnsi="Cambria Math" w:cs="Cambria Math"/>
-          <w:b/>
-          <w:sz w:val="14"/>
-          <w:szCs w:val="14"/>
-          <w:shd w:val="clear" w:color="auto" w:fill="B7B7B7"/>
+          <w:rFonts w:ascii="Arial" w:eastAsia="Arial" w:hAnsi="Arial" w:cs="Arial"/>
+          <w:b/>
+          <w:color w:val="000000"/>
+          <w:sz w:val="18"/>
+          <w:highlight w:val="lightGray"/>
+        </w:rPr>
+        <w:t># Source: AI Source: Provided by: [Data Path</w:t>
+      </w:r>
+      <w:r>
+        <w:rPr>
+          <w:rFonts w:ascii="Arial" w:eastAsia="Arial" w:hAnsi="Arial" w:cs="Arial"/>
+          <w:color w:val="000000"/>
+          <w:sz w:val="18"/>
+          <w:highlight w:val="lightGray"/>
+        </w:rPr>
+        <w:t xml:space="preserve">: Persons Table -&gt; ID Column: 1, Name_En Column: Motasem Essam] -&gt; </w:t>
+      </w:r>
+      <w:r>
+        <w:rPr>
+          <w:rFonts w:ascii="Arial" w:eastAsia="Arial" w:hAnsi="Arial" w:cs="Arial"/>
+          <w:b/>
+          <w:color w:val="000000"/>
+          <w:sz w:val="18"/>
+          <w:highlight w:val="lightGray"/>
+        </w:rPr>
+        <w:t>From:</w:t>
+      </w:r>
+      <w:r>
+        <w:rPr>
+          <w:rFonts w:ascii="Arial" w:eastAsia="Arial" w:hAnsi="Arial" w:cs="Arial"/>
+          <w:color w:val="000000"/>
+          <w:sz w:val="18"/>
+          <w:highlight w:val="lightGray"/>
+        </w:rPr>
+        <w:t xml:space="preserve"> [Chatgpt (GPT</w:t>
+      </w:r>
+      <w:r>
+        <w:rPr>
+          <w:rFonts w:ascii="Arial" w:eastAsia="Arial" w:hAnsi="Arial" w:cs="Cambria Math"/>
+          <w:color w:val="000000"/>
+          <w:sz w:val="18"/>
+          <w:highlight w:val="lightGray"/>
         </w:rPr>
         <w:t>‑</w:t>
       </w:r>
       <w:r>
         <w:rPr>
-          <w:b/>
-          <w:sz w:val="14"/>
-          <w:szCs w:val="14"/>
-          <w:shd w:val="clear" w:color="auto" w:fill="B7B7B7"/>
-        </w:rPr>
-        <w:t>5 Mini) at [8/22/2025]</w:t>
+          <w:rFonts w:ascii="Arial" w:eastAsia="Arial" w:hAnsi="Arial" w:cs="Arial"/>
+          <w:color w:val="000000"/>
+          <w:sz w:val="18"/>
+          <w:highlight w:val="lightGray"/>
+        </w:rPr>
+        <w:t xml:space="preserve">5 Mini)] </w:t>
+      </w:r>
+      <w:r>
+        <w:rPr>
+          <w:rFonts w:ascii="Arial" w:eastAsia="Arial" w:hAnsi="Arial" w:cs="Arial"/>
+          <w:b/>
+          <w:color w:val="000000"/>
+          <w:sz w:val="18"/>
+          <w:highlight w:val="lightGray"/>
+        </w:rPr>
+        <w:t>on</w:t>
+      </w:r>
+      <w:r>
+        <w:rPr>
+          <w:rFonts w:ascii="Arial" w:eastAsia="Arial" w:hAnsi="Arial"/>
+          <w:sz w:val="18"/>
+          <w:highlight w:val="lightGray"/>
+        </w:rPr>
+        <w:t xml:space="preserve"> [8/22/2025]</w:t>
       </w:r>
     </w:p>
     <w:p>
@@ -151,7 +177,7 @@
           <w:ilvl w:val="0"/>
           <w:numId w:val="3"/>
         </w:numPr>
-        <w:spacing w:before="240"/>
+        <w:spacing w:before="240" w:after="0" w:line="276" w:lineRule="auto"/>
         <w:rPr>
           <w:rFonts w:ascii="Roboto Mono" w:eastAsia="Roboto Mono" w:hAnsi="Roboto Mono" w:cs="Roboto Mono"/>
         </w:rPr>
@@ -175,7 +201,7 @@
           <w:ilvl w:val="0"/>
           <w:numId w:val="3"/>
         </w:numPr>
-        <w:spacing w:after="240"/>
+        <w:spacing w:after="240" w:line="276" w:lineRule="auto"/>
       </w:pPr>
       <w:r>
         <w:rPr>
@@ -205,7 +231,7 @@
     </w:p>
     <w:p>
       <w:r>
-        <w:pict w14:anchorId="69684426">
+        <w:pict w14:anchorId="00B9C762">
           <v:rect id="_x0000_i1025" style="width:0;height:1.5pt" o:hralign="center" o:hrstd="t" o:hr="t" fillcolor="#a0a0a0" stroked="f"/>
         </w:pict>
       </w:r>
@@ -229,51 +255,77 @@
       </w:pPr>
       <w:r>
         <w:rPr>
-          <w:b/>
-          <w:shd w:val="clear" w:color="auto" w:fill="B7B7B7"/>
-        </w:rPr>
-        <w:t># Source</w:t>
-      </w:r>
-      <w:r>
-        <w:rPr>
-          <w:shd w:val="clear" w:color="auto" w:fill="B7B7B7"/>
-        </w:rPr>
-        <w:t xml:space="preserve">: </w:t>
-      </w:r>
-      <w:r>
-        <w:rPr>
-          <w:b/>
-          <w:shd w:val="clear" w:color="auto" w:fill="B7B7B7"/>
-        </w:rPr>
-        <w:t xml:space="preserve">Chatgpt </w:t>
-      </w:r>
-      <w:r>
-        <w:rPr>
-          <w:b/>
-          <w:sz w:val="14"/>
-          <w:szCs w:val="14"/>
-          <w:shd w:val="clear" w:color="auto" w:fill="B7B7B7"/>
-        </w:rPr>
-        <w:t>(GPT</w:t>
-      </w:r>
-      <w:r>
-        <w:rPr>
-          <w:rFonts w:ascii="Cambria Math" w:hAnsi="Cambria Math" w:cs="Cambria Math"/>
-          <w:b/>
-          <w:sz w:val="14"/>
-          <w:szCs w:val="14"/>
-          <w:shd w:val="clear" w:color="auto" w:fill="B7B7B7"/>
+          <w:rFonts w:ascii="Arial" w:eastAsia="Arial" w:hAnsi="Arial" w:cs="Arial"/>
+          <w:b/>
+          <w:color w:val="000000"/>
+          <w:sz w:val="18"/>
+          <w:highlight w:val="lightGray"/>
+        </w:rPr>
+        <w:t># Source: AI Source: Provided by: [Data Path</w:t>
+      </w:r>
+      <w:r>
+        <w:rPr>
+          <w:rFonts w:ascii="Arial" w:eastAsia="Arial" w:hAnsi="Arial" w:cs="Arial"/>
+          <w:color w:val="000000"/>
+          <w:sz w:val="18"/>
+          <w:highlight w:val="lightGray"/>
+        </w:rPr>
+        <w:t xml:space="preserve">: Persons Table -&gt; ID Column: 1, Name_En Column: Motasem Essam] -&gt; </w:t>
+      </w:r>
+      <w:r>
+        <w:rPr>
+          <w:rFonts w:ascii="Arial" w:eastAsia="Arial" w:hAnsi="Arial" w:cs="Arial"/>
+          <w:b/>
+          <w:color w:val="000000"/>
+          <w:sz w:val="18"/>
+          <w:highlight w:val="lightGray"/>
+        </w:rPr>
+        <w:t>From:</w:t>
+      </w:r>
+      <w:r>
+        <w:rPr>
+          <w:rFonts w:ascii="Arial" w:eastAsia="Arial" w:hAnsi="Arial" w:cs="Arial"/>
+          <w:color w:val="000000"/>
+          <w:sz w:val="18"/>
+          <w:highlight w:val="lightGray"/>
+        </w:rPr>
+        <w:t xml:space="preserve"> [Chatgpt (GPT</w:t>
+      </w:r>
+      <w:r>
+        <w:rPr>
+          <w:rFonts w:ascii="Arial" w:eastAsia="Arial" w:hAnsi="Arial" w:cs="Cambria Math"/>
+          <w:color w:val="000000"/>
+          <w:sz w:val="18"/>
+          <w:highlight w:val="lightGray"/>
         </w:rPr>
         <w:t>‑</w:t>
       </w:r>
       <w:r>
         <w:rPr>
-          <w:b/>
-          <w:sz w:val="14"/>
-          <w:szCs w:val="14"/>
-          <w:shd w:val="clear" w:color="auto" w:fill="B7B7B7"/>
-        </w:rPr>
-        <w:t>5 Mini) at [8/22/2025]</w:t>
+          <w:rFonts w:ascii="Arial" w:eastAsia="Arial" w:hAnsi="Arial" w:cs="Arial"/>
+          <w:color w:val="000000"/>
+          <w:sz w:val="18"/>
+          <w:highlight w:val="lightGray"/>
+        </w:rPr>
+        <w:t xml:space="preserve">5 Mini)] </w:t>
+      </w:r>
+      <w:r>
+        <w:rPr>
+          <w:rFonts w:ascii="Arial" w:eastAsia="Arial" w:hAnsi="Arial" w:cs="Arial"/>
+          <w:b/>
+          <w:color w:val="000000"/>
+          <w:sz w:val="18"/>
+          <w:highlight w:val="lightGray"/>
+        </w:rPr>
+        <w:t>on</w:t>
+      </w:r>
+      <w:r>
+        <w:rPr>
+          <w:rFonts w:ascii="Arial" w:eastAsia="Arial" w:hAnsi="Arial"/>
+          <w:sz w:val="18"/>
+          <w:highlight w:val="lightGray"/>
+        </w:rPr>
+        <w:t xml:space="preserve"> [8/22/2025]</w:t>
       </w:r>
     </w:p>
     <w:p>
@@ -282,7 +334,7 @@
           <w:ilvl w:val="0"/>
           <w:numId w:val="2"/>
         </w:numPr>
-        <w:spacing w:before="240"/>
+        <w:spacing w:before="240" w:after="0" w:line="276" w:lineRule="auto"/>
       </w:pPr>
       <w:r>
         <w:rPr>
@@ -316,6 +368,7 @@
           <w:ilvl w:val="0"/>
           <w:numId w:val="2"/>
         </w:numPr>
+        <w:spacing w:after="0" w:line="276" w:lineRule="auto"/>
       </w:pPr>
       <w:r>
         <w:rPr>
@@ -349,6 +402,7 @@
           <w:ilvl w:val="0"/>
           <w:numId w:val="2"/>
         </w:numPr>
+        <w:spacing w:after="0" w:line="276" w:lineRule="auto"/>
       </w:pPr>
       <w:r>
         <w:rPr>
@@ -382,7 +436,7 @@
           <w:ilvl w:val="0"/>
           <w:numId w:val="2"/>
         </w:numPr>
-        <w:spacing w:after="240"/>
+        <w:spacing w:after="240" w:line="276" w:lineRule="auto"/>
       </w:pPr>
       <w:r>
         <w:rPr>
@@ -412,7 +466,7 @@
     </w:p>
     <w:p>
       <w:r>
-        <w:pict w14:anchorId="600B4D6E">
+        <w:pict w14:anchorId="7222A396">
           <v:rect id="_x0000_i1026" style="width:0;height:1.5pt" o:hralign="center" o:hrstd="t" o:hr="t" fillcolor="#a0a0a0" stroked="f"/>
         </w:pict>
       </w:r>
@@ -436,51 +490,77 @@
       </w:pPr>
       <w:r>
         <w:rPr>
-          <w:b/>
-          <w:shd w:val="clear" w:color="auto" w:fill="B7B7B7"/>
-        </w:rPr>
-        <w:t># Source</w:t>
-      </w:r>
-      <w:r>
-        <w:rPr>
-          <w:shd w:val="clear" w:color="auto" w:fill="B7B7B7"/>
-        </w:rPr>
-        <w:t xml:space="preserve">: </w:t>
-      </w:r>
-      <w:r>
-        <w:rPr>
-          <w:b/>
-          <w:shd w:val="clear" w:color="auto" w:fill="B7B7B7"/>
-        </w:rPr>
-        <w:t xml:space="preserve">Chatgpt </w:t>
-      </w:r>
-      <w:r>
-        <w:rPr>
-          <w:b/>
-          <w:sz w:val="14"/>
-          <w:szCs w:val="14"/>
-          <w:shd w:val="clear" w:color="auto" w:fill="B7B7B7"/>
-        </w:rPr>
-        <w:t>(GPT</w:t>
-      </w:r>
-      <w:r>
-        <w:rPr>
-          <w:rFonts w:ascii="Cambria Math" w:hAnsi="Cambria Math" w:cs="Cambria Math"/>
-          <w:b/>
-          <w:sz w:val="14"/>
-          <w:szCs w:val="14"/>
-          <w:shd w:val="clear" w:color="auto" w:fill="B7B7B7"/>
+          <w:rFonts w:ascii="Arial" w:eastAsia="Arial" w:hAnsi="Arial" w:cs="Arial"/>
+          <w:b/>
+          <w:color w:val="000000"/>
+          <w:sz w:val="18"/>
+          <w:highlight w:val="lightGray"/>
+        </w:rPr>
+        <w:t># Source: AI Source: Provided by: [Data Path</w:t>
+      </w:r>
+      <w:r>
+        <w:rPr>
+          <w:rFonts w:ascii="Arial" w:eastAsia="Arial" w:hAnsi="Arial" w:cs="Arial"/>
+          <w:color w:val="000000"/>
+          <w:sz w:val="18"/>
+          <w:highlight w:val="lightGray"/>
+        </w:rPr>
+        <w:t xml:space="preserve">: Persons Table -&gt; ID Column: 1, Name_En Column: Motasem Essam] -&gt; </w:t>
+      </w:r>
+      <w:r>
+        <w:rPr>
+          <w:rFonts w:ascii="Arial" w:eastAsia="Arial" w:hAnsi="Arial" w:cs="Arial"/>
+          <w:b/>
+          <w:color w:val="000000"/>
+          <w:sz w:val="18"/>
+          <w:highlight w:val="lightGray"/>
+        </w:rPr>
+        <w:t>From:</w:t>
+      </w:r>
+      <w:r>
+        <w:rPr>
+          <w:rFonts w:ascii="Arial" w:eastAsia="Arial" w:hAnsi="Arial" w:cs="Arial"/>
+          <w:color w:val="000000"/>
+          <w:sz w:val="18"/>
+          <w:highlight w:val="lightGray"/>
+        </w:rPr>
+        <w:t xml:space="preserve"> [Chatgpt (GPT</w:t>
+      </w:r>
+      <w:r>
+        <w:rPr>
+          <w:rFonts w:ascii="Arial" w:eastAsia="Arial" w:hAnsi="Arial" w:cs="Cambria Math"/>
+          <w:color w:val="000000"/>
+          <w:sz w:val="18"/>
+          <w:highlight w:val="lightGray"/>
         </w:rPr>
         <w:t>‑</w:t>
       </w:r>
       <w:r>
         <w:rPr>
-          <w:b/>
-          <w:sz w:val="14"/>
-          <w:szCs w:val="14"/>
-          <w:shd w:val="clear" w:color="auto" w:fill="B7B7B7"/>
-        </w:rPr>
-        <w:t>5 Mini) at [8/22/2025]</w:t>
+          <w:rFonts w:ascii="Arial" w:eastAsia="Arial" w:hAnsi="Arial" w:cs="Arial"/>
+          <w:color w:val="000000"/>
+          <w:sz w:val="18"/>
+          <w:highlight w:val="lightGray"/>
+        </w:rPr>
+        <w:t xml:space="preserve">5 Mini)] </w:t>
+      </w:r>
+      <w:r>
+        <w:rPr>
+          <w:rFonts w:ascii="Arial" w:eastAsia="Arial" w:hAnsi="Arial" w:cs="Arial"/>
+          <w:b/>
+          <w:color w:val="000000"/>
+          <w:sz w:val="18"/>
+          <w:highlight w:val="lightGray"/>
+        </w:rPr>
+        <w:t>on</w:t>
+      </w:r>
+      <w:r>
+        <w:rPr>
+          <w:rFonts w:ascii="Arial" w:eastAsia="Arial" w:hAnsi="Arial"/>
+          <w:sz w:val="18"/>
+          <w:highlight w:val="lightGray"/>
+        </w:rPr>
+        <w:t xml:space="preserve"> [8/22/2025]</w:t>
       </w:r>
     </w:p>
     <w:p>
@@ -489,7 +569,7 @@
           <w:ilvl w:val="0"/>
           <w:numId w:val="4"/>
         </w:numPr>
-        <w:spacing w:before="240"/>
+        <w:spacing w:before="240" w:after="0" w:line="276" w:lineRule="auto"/>
       </w:pPr>
       <w:r>
         <w:rPr>
@@ -523,12 +603,12 @@
           <w:ilvl w:val="0"/>
           <w:numId w:val="4"/>
         </w:numPr>
-      </w:pPr>
-      <w:r>
-        <w:rPr>
-          <w:rFonts w:ascii="Roboto Mono" w:eastAsia="Roboto Mono" w:hAnsi="Roboto Mono" w:cs="Roboto Mono"/>
-        </w:rPr>
-        <w:lastRenderedPageBreak/>
+        <w:spacing w:after="0" w:line="276" w:lineRule="auto"/>
+      </w:pPr>
+      <w:r>
+        <w:rPr>
+          <w:rFonts w:ascii="Roboto Mono" w:eastAsia="Roboto Mono" w:hAnsi="Roboto Mono" w:cs="Roboto Mono"/>
+        </w:rPr>
         <w:t xml:space="preserve">Ensure the system supports the </w:t>
       </w:r>
       <w:r>
@@ -557,7 +637,7 @@
           <w:ilvl w:val="0"/>
           <w:numId w:val="4"/>
         </w:numPr>
-        <w:spacing w:after="240"/>
+        <w:spacing w:after="240" w:line="276" w:lineRule="auto"/>
         <w:rPr>
           <w:rFonts w:ascii="Roboto Mono" w:eastAsia="Roboto Mono" w:hAnsi="Roboto Mono" w:cs="Roboto Mono"/>
         </w:rPr>
@@ -577,7 +657,7 @@
     </w:p>
     <w:p>
       <w:r>
-        <w:pict w14:anchorId="2CA656D2">
+        <w:pict w14:anchorId="35EA990C">
           <v:rect id="_x0000_i1027" style="width:0;height:1.5pt" o:hralign="center" o:hrstd="t" o:hr="t" fillcolor="#a0a0a0" stroked="f"/>
         </w:pict>
       </w:r>
@@ -601,51 +681,77 @@
       </w:pPr>
       <w:r>
         <w:rPr>
-          <w:b/>
-          <w:shd w:val="clear" w:color="auto" w:fill="B7B7B7"/>
-        </w:rPr>
-        <w:t># Source</w:t>
-      </w:r>
-      <w:r>
-        <w:rPr>
-          <w:shd w:val="clear" w:color="auto" w:fill="B7B7B7"/>
-        </w:rPr>
-        <w:t xml:space="preserve">: </w:t>
-      </w:r>
-      <w:r>
-        <w:rPr>
-          <w:b/>
-          <w:shd w:val="clear" w:color="auto" w:fill="B7B7B7"/>
-        </w:rPr>
-        <w:t xml:space="preserve">Chatgpt </w:t>
-      </w:r>
-      <w:r>
-        <w:rPr>
-          <w:b/>
-          <w:sz w:val="14"/>
-          <w:szCs w:val="14"/>
-          <w:shd w:val="clear" w:color="auto" w:fill="B7B7B7"/>
-        </w:rPr>
-        <w:t>(GPT</w:t>
-      </w:r>
-      <w:r>
-        <w:rPr>
-          <w:rFonts w:ascii="Cambria Math" w:hAnsi="Cambria Math" w:cs="Cambria Math"/>
-          <w:b/>
-          <w:sz w:val="14"/>
-          <w:szCs w:val="14"/>
-          <w:shd w:val="clear" w:color="auto" w:fill="B7B7B7"/>
+          <w:rFonts w:ascii="Arial" w:eastAsia="Arial" w:hAnsi="Arial" w:cs="Arial"/>
+          <w:b/>
+          <w:color w:val="000000"/>
+          <w:sz w:val="18"/>
+          <w:highlight w:val="lightGray"/>
+        </w:rPr>
+        <w:t># Source: AI Source: Provided by: [Data Path</w:t>
+      </w:r>
+      <w:r>
+        <w:rPr>
+          <w:rFonts w:ascii="Arial" w:eastAsia="Arial" w:hAnsi="Arial" w:cs="Arial"/>
+          <w:color w:val="000000"/>
+          <w:sz w:val="18"/>
+          <w:highlight w:val="lightGray"/>
+        </w:rPr>
+        <w:t xml:space="preserve">: Persons Table -&gt; ID Column: 1, Name_En Column: Motasem Essam] -&gt; </w:t>
+      </w:r>
+      <w:r>
+        <w:rPr>
+          <w:rFonts w:ascii="Arial" w:eastAsia="Arial" w:hAnsi="Arial" w:cs="Arial"/>
+          <w:b/>
+          <w:color w:val="000000"/>
+          <w:sz w:val="18"/>
+          <w:highlight w:val="lightGray"/>
+        </w:rPr>
+        <w:t>From:</w:t>
+      </w:r>
+      <w:r>
+        <w:rPr>
+          <w:rFonts w:ascii="Arial" w:eastAsia="Arial" w:hAnsi="Arial" w:cs="Arial"/>
+          <w:color w:val="000000"/>
+          <w:sz w:val="18"/>
+          <w:highlight w:val="lightGray"/>
+        </w:rPr>
+        <w:t xml:space="preserve"> [Chatgpt (GPT</w:t>
+      </w:r>
+      <w:r>
+        <w:rPr>
+          <w:rFonts w:ascii="Arial" w:eastAsia="Arial" w:hAnsi="Arial" w:cs="Cambria Math"/>
+          <w:color w:val="000000"/>
+          <w:sz w:val="18"/>
+          <w:highlight w:val="lightGray"/>
         </w:rPr>
         <w:t>‑</w:t>
       </w:r>
       <w:r>
         <w:rPr>
-          <w:b/>
-          <w:sz w:val="14"/>
-          <w:szCs w:val="14"/>
-          <w:shd w:val="clear" w:color="auto" w:fill="B7B7B7"/>
-        </w:rPr>
-        <w:t>5 Mini) at [8/22/2025]</w:t>
+          <w:rFonts w:ascii="Arial" w:eastAsia="Arial" w:hAnsi="Arial" w:cs="Arial"/>
+          <w:color w:val="000000"/>
+          <w:sz w:val="18"/>
+          <w:highlight w:val="lightGray"/>
+        </w:rPr>
+        <w:t xml:space="preserve">5 Mini)] </w:t>
+      </w:r>
+      <w:r>
+        <w:rPr>
+          <w:rFonts w:ascii="Arial" w:eastAsia="Arial" w:hAnsi="Arial" w:cs="Arial"/>
+          <w:b/>
+          <w:color w:val="000000"/>
+          <w:sz w:val="18"/>
+          <w:highlight w:val="lightGray"/>
+        </w:rPr>
+        <w:t>on</w:t>
+      </w:r>
+      <w:r>
+        <w:rPr>
+          <w:rFonts w:ascii="Arial" w:eastAsia="Arial" w:hAnsi="Arial"/>
+          <w:sz w:val="18"/>
+          <w:highlight w:val="lightGray"/>
+        </w:rPr>
+        <w:t xml:space="preserve"> [8/22/2025]</w:t>
       </w:r>
     </w:p>
     <w:p>
@@ -668,7 +774,7 @@
           <w:ilvl w:val="0"/>
           <w:numId w:val="5"/>
         </w:numPr>
-        <w:spacing w:before="240"/>
+        <w:spacing w:before="240" w:after="0" w:line="276" w:lineRule="auto"/>
       </w:pPr>
       <w:r>
         <w:rPr>
@@ -696,6 +802,7 @@
           <w:ilvl w:val="0"/>
           <w:numId w:val="5"/>
         </w:numPr>
+        <w:spacing w:after="0" w:line="276" w:lineRule="auto"/>
       </w:pPr>
       <w:r>
         <w:rPr>
@@ -723,6 +830,7 @@
           <w:ilvl w:val="0"/>
           <w:numId w:val="5"/>
         </w:numPr>
+        <w:spacing w:after="0" w:line="276" w:lineRule="auto"/>
       </w:pPr>
       <w:r>
         <w:rPr>
@@ -750,6 +858,7 @@
           <w:ilvl w:val="0"/>
           <w:numId w:val="5"/>
         </w:numPr>
+        <w:spacing w:after="0" w:line="276" w:lineRule="auto"/>
       </w:pPr>
       <w:r>
         <w:rPr>
@@ -777,7 +886,7 @@
           <w:ilvl w:val="0"/>
           <w:numId w:val="5"/>
         </w:numPr>
-        <w:spacing w:after="240"/>
+        <w:spacing w:after="240" w:line="276" w:lineRule="auto"/>
       </w:pPr>
       <w:r>
         <w:rPr>
@@ -828,7 +937,7 @@
     </w:p>
     <w:p>
       <w:r>
-        <w:pict w14:anchorId="045D7250">
+        <w:pict w14:anchorId="03FE216D">
           <v:rect id="_x0000_i1028" style="width:0;height:1.5pt" o:hralign="center" o:hrstd="t" o:hr="t" fillcolor="#a0a0a0" stroked="f"/>
         </w:pict>
       </w:r>
@@ -852,51 +961,77 @@
       </w:pPr>
       <w:r>
         <w:rPr>
-          <w:b/>
-          <w:shd w:val="clear" w:color="auto" w:fill="B7B7B7"/>
-        </w:rPr>
-        <w:t># Source</w:t>
-      </w:r>
-      <w:r>
-        <w:rPr>
-          <w:shd w:val="clear" w:color="auto" w:fill="B7B7B7"/>
-        </w:rPr>
-        <w:t xml:space="preserve">: </w:t>
-      </w:r>
-      <w:r>
-        <w:rPr>
-          <w:b/>
-          <w:shd w:val="clear" w:color="auto" w:fill="B7B7B7"/>
-        </w:rPr>
-        <w:t xml:space="preserve">Chatgpt </w:t>
-      </w:r>
-      <w:r>
-        <w:rPr>
-          <w:b/>
-          <w:sz w:val="14"/>
-          <w:szCs w:val="14"/>
-          <w:shd w:val="clear" w:color="auto" w:fill="B7B7B7"/>
-        </w:rPr>
-        <w:t>(GPT</w:t>
-      </w:r>
-      <w:r>
-        <w:rPr>
-          <w:rFonts w:ascii="Cambria Math" w:hAnsi="Cambria Math" w:cs="Cambria Math"/>
-          <w:b/>
-          <w:sz w:val="14"/>
-          <w:szCs w:val="14"/>
-          <w:shd w:val="clear" w:color="auto" w:fill="B7B7B7"/>
+          <w:rFonts w:ascii="Arial" w:eastAsia="Arial" w:hAnsi="Arial" w:cs="Arial"/>
+          <w:b/>
+          <w:color w:val="000000"/>
+          <w:sz w:val="18"/>
+          <w:highlight w:val="lightGray"/>
+        </w:rPr>
+        <w:t># Source: AI Source: Provided by: [Data Path</w:t>
+      </w:r>
+      <w:r>
+        <w:rPr>
+          <w:rFonts w:ascii="Arial" w:eastAsia="Arial" w:hAnsi="Arial" w:cs="Arial"/>
+          <w:color w:val="000000"/>
+          <w:sz w:val="18"/>
+          <w:highlight w:val="lightGray"/>
+        </w:rPr>
+        <w:t xml:space="preserve">: Persons Table -&gt; ID Column: 1, Name_En Column: Motasem Essam] -&gt; </w:t>
+      </w:r>
+      <w:r>
+        <w:rPr>
+          <w:rFonts w:ascii="Arial" w:eastAsia="Arial" w:hAnsi="Arial" w:cs="Arial"/>
+          <w:b/>
+          <w:color w:val="000000"/>
+          <w:sz w:val="18"/>
+          <w:highlight w:val="lightGray"/>
+        </w:rPr>
+        <w:t>From:</w:t>
+      </w:r>
+      <w:r>
+        <w:rPr>
+          <w:rFonts w:ascii="Arial" w:eastAsia="Arial" w:hAnsi="Arial" w:cs="Arial"/>
+          <w:color w:val="000000"/>
+          <w:sz w:val="18"/>
+          <w:highlight w:val="lightGray"/>
+        </w:rPr>
+        <w:t xml:space="preserve"> [Chatgpt (GPT</w:t>
+      </w:r>
+      <w:r>
+        <w:rPr>
+          <w:rFonts w:ascii="Arial" w:eastAsia="Arial" w:hAnsi="Arial" w:cs="Cambria Math"/>
+          <w:color w:val="000000"/>
+          <w:sz w:val="18"/>
+          <w:highlight w:val="lightGray"/>
         </w:rPr>
         <w:t>‑</w:t>
       </w:r>
       <w:r>
         <w:rPr>
-          <w:b/>
-          <w:sz w:val="14"/>
-          <w:szCs w:val="14"/>
-          <w:shd w:val="clear" w:color="auto" w:fill="B7B7B7"/>
-        </w:rPr>
-        <w:t>5 Mini) at [8/22/2025]</w:t>
+          <w:rFonts w:ascii="Arial" w:eastAsia="Arial" w:hAnsi="Arial" w:cs="Arial"/>
+          <w:color w:val="000000"/>
+          <w:sz w:val="18"/>
+          <w:highlight w:val="lightGray"/>
+        </w:rPr>
+        <w:t xml:space="preserve">5 Mini)] </w:t>
+      </w:r>
+      <w:r>
+        <w:rPr>
+          <w:rFonts w:ascii="Arial" w:eastAsia="Arial" w:hAnsi="Arial" w:cs="Arial"/>
+          <w:b/>
+          <w:color w:val="000000"/>
+          <w:sz w:val="18"/>
+          <w:highlight w:val="lightGray"/>
+        </w:rPr>
+        <w:t>on</w:t>
+      </w:r>
+      <w:r>
+        <w:rPr>
+          <w:rFonts w:ascii="Arial" w:eastAsia="Arial" w:hAnsi="Arial"/>
+          <w:sz w:val="18"/>
+          <w:highlight w:val="lightGray"/>
+        </w:rPr>
+        <w:t xml:space="preserve"> [8/22/2025]</w:t>
       </w:r>
     </w:p>
     <w:p>
@@ -905,7 +1040,7 @@
           <w:ilvl w:val="0"/>
           <w:numId w:val="6"/>
         </w:numPr>
-        <w:spacing w:before="240"/>
+        <w:spacing w:before="240" w:after="0" w:line="276" w:lineRule="auto"/>
         <w:rPr>
           <w:rFonts w:ascii="Roboto Mono" w:eastAsia="Roboto Mono" w:hAnsi="Roboto Mono" w:cs="Roboto Mono"/>
         </w:rPr>
@@ -931,6 +1066,7 @@
           <w:ilvl w:val="0"/>
           <w:numId w:val="6"/>
         </w:numPr>
+        <w:spacing w:after="0" w:line="276" w:lineRule="auto"/>
         <w:rPr>
           <w:rFonts w:ascii="Roboto Mono" w:eastAsia="Roboto Mono" w:hAnsi="Roboto Mono" w:cs="Roboto Mono"/>
         </w:rPr>
@@ -956,6 +1092,7 @@
           <w:ilvl w:val="0"/>
           <w:numId w:val="6"/>
         </w:numPr>
+        <w:spacing w:after="0" w:line="276" w:lineRule="auto"/>
         <w:rPr>
           <w:rFonts w:ascii="Roboto Mono" w:eastAsia="Roboto Mono" w:hAnsi="Roboto Mono" w:cs="Roboto Mono"/>
         </w:rPr>
@@ -981,6 +1118,7 @@
           <w:ilvl w:val="0"/>
           <w:numId w:val="6"/>
         </w:numPr>
+        <w:spacing w:after="0" w:line="276" w:lineRule="auto"/>
         <w:rPr>
           <w:rFonts w:ascii="Roboto Mono" w:eastAsia="Roboto Mono" w:hAnsi="Roboto Mono" w:cs="Roboto Mono"/>
         </w:rPr>
@@ -1006,14 +1144,13 @@
           <w:ilvl w:val="0"/>
           <w:numId w:val="6"/>
         </w:numPr>
-        <w:spacing w:after="240"/>
-      </w:pPr>
-      <w:r>
-        <w:rPr>
-          <w:rFonts w:ascii="Roboto Mono" w:eastAsia="Roboto Mono" w:hAnsi="Roboto Mono" w:cs="Roboto Mono"/>
-          <w:b/>
-        </w:rPr>
-        <w:lastRenderedPageBreak/>
+        <w:spacing w:after="240" w:line="276" w:lineRule="auto"/>
+      </w:pPr>
+      <w:r>
+        <w:rPr>
+          <w:rFonts w:ascii="Roboto Mono" w:eastAsia="Roboto Mono" w:hAnsi="Roboto Mono" w:cs="Roboto Mono"/>
+          <w:b/>
+        </w:rPr>
         <w:t>Use Case Testing</w:t>
       </w:r>
       <w:r>
@@ -1025,7 +1162,7 @@
     </w:p>
     <w:p>
       <w:r>
-        <w:pict w14:anchorId="0FF70723">
+        <w:pict w14:anchorId="475511B0">
           <v:rect id="_x0000_i1029" style="width:0;height:1.5pt" o:hralign="center" o:hrstd="t" o:hr="t" fillcolor="#a0a0a0" stroked="f"/>
         </w:pict>
       </w:r>
@@ -1049,51 +1186,77 @@
       </w:pPr>
       <w:r>
         <w:rPr>
-          <w:b/>
-          <w:shd w:val="clear" w:color="auto" w:fill="B7B7B7"/>
-        </w:rPr>
-        <w:t># Source</w:t>
-      </w:r>
-      <w:r>
-        <w:rPr>
-          <w:shd w:val="clear" w:color="auto" w:fill="B7B7B7"/>
-        </w:rPr>
-        <w:t xml:space="preserve">: </w:t>
-      </w:r>
-      <w:r>
-        <w:rPr>
-          <w:b/>
-          <w:shd w:val="clear" w:color="auto" w:fill="B7B7B7"/>
-        </w:rPr>
-        <w:t xml:space="preserve">Chatgpt </w:t>
-      </w:r>
-      <w:r>
-        <w:rPr>
-          <w:b/>
-          <w:sz w:val="14"/>
-          <w:szCs w:val="14"/>
-          <w:shd w:val="clear" w:color="auto" w:fill="B7B7B7"/>
-        </w:rPr>
-        <w:t>(GPT</w:t>
-      </w:r>
-      <w:r>
-        <w:rPr>
-          <w:rFonts w:ascii="Cambria Math" w:hAnsi="Cambria Math" w:cs="Cambria Math"/>
-          <w:b/>
-          <w:sz w:val="14"/>
-          <w:szCs w:val="14"/>
-          <w:shd w:val="clear" w:color="auto" w:fill="B7B7B7"/>
+          <w:rFonts w:ascii="Arial" w:eastAsia="Arial" w:hAnsi="Arial" w:cs="Arial"/>
+          <w:b/>
+          <w:color w:val="000000"/>
+          <w:sz w:val="18"/>
+          <w:highlight w:val="lightGray"/>
+        </w:rPr>
+        <w:t># Source: AI Source: Provided by: [Data Path</w:t>
+      </w:r>
+      <w:r>
+        <w:rPr>
+          <w:rFonts w:ascii="Arial" w:eastAsia="Arial" w:hAnsi="Arial" w:cs="Arial"/>
+          <w:color w:val="000000"/>
+          <w:sz w:val="18"/>
+          <w:highlight w:val="lightGray"/>
+        </w:rPr>
+        <w:t xml:space="preserve">: Persons Table -&gt; ID Column: 1, Name_En Column: Motasem Essam] -&gt; </w:t>
+      </w:r>
+      <w:r>
+        <w:rPr>
+          <w:rFonts w:ascii="Arial" w:eastAsia="Arial" w:hAnsi="Arial" w:cs="Arial"/>
+          <w:b/>
+          <w:color w:val="000000"/>
+          <w:sz w:val="18"/>
+          <w:highlight w:val="lightGray"/>
+        </w:rPr>
+        <w:t>From:</w:t>
+      </w:r>
+      <w:r>
+        <w:rPr>
+          <w:rFonts w:ascii="Arial" w:eastAsia="Arial" w:hAnsi="Arial" w:cs="Arial"/>
+          <w:color w:val="000000"/>
+          <w:sz w:val="18"/>
+          <w:highlight w:val="lightGray"/>
+        </w:rPr>
+        <w:t xml:space="preserve"> [Chatgpt (GPT</w:t>
+      </w:r>
+      <w:r>
+        <w:rPr>
+          <w:rFonts w:ascii="Arial" w:eastAsia="Arial" w:hAnsi="Arial" w:cs="Cambria Math"/>
+          <w:color w:val="000000"/>
+          <w:sz w:val="18"/>
+          <w:highlight w:val="lightGray"/>
         </w:rPr>
         <w:t>‑</w:t>
       </w:r>
       <w:r>
         <w:rPr>
-          <w:b/>
-          <w:sz w:val="14"/>
-          <w:szCs w:val="14"/>
-          <w:shd w:val="clear" w:color="auto" w:fill="B7B7B7"/>
-        </w:rPr>
-        <w:t>5 Mini) at [8/22/2025]</w:t>
+          <w:rFonts w:ascii="Arial" w:eastAsia="Arial" w:hAnsi="Arial" w:cs="Arial"/>
+          <w:color w:val="000000"/>
+          <w:sz w:val="18"/>
+          <w:highlight w:val="lightGray"/>
+        </w:rPr>
+        <w:t xml:space="preserve">5 Mini)] </w:t>
+      </w:r>
+      <w:r>
+        <w:rPr>
+          <w:rFonts w:ascii="Arial" w:eastAsia="Arial" w:hAnsi="Arial" w:cs="Arial"/>
+          <w:b/>
+          <w:color w:val="000000"/>
+          <w:sz w:val="18"/>
+          <w:highlight w:val="lightGray"/>
+        </w:rPr>
+        <w:t>on</w:t>
+      </w:r>
+      <w:r>
+        <w:rPr>
+          <w:rFonts w:ascii="Arial" w:eastAsia="Arial" w:hAnsi="Arial"/>
+          <w:sz w:val="18"/>
+          <w:highlight w:val="lightGray"/>
+        </w:rPr>
+        <w:t xml:space="preserve"> [8/22/2025]</w:t>
       </w:r>
     </w:p>
     <w:p>
@@ -1102,7 +1265,7 @@
           <w:ilvl w:val="0"/>
           <w:numId w:val="1"/>
         </w:numPr>
-        <w:spacing w:before="240"/>
+        <w:spacing w:before="240" w:after="0" w:line="276" w:lineRule="auto"/>
       </w:pPr>
       <w:r>
         <w:rPr>
@@ -1136,6 +1299,7 @@
           <w:ilvl w:val="0"/>
           <w:numId w:val="1"/>
         </w:numPr>
+        <w:spacing w:after="0" w:line="276" w:lineRule="auto"/>
       </w:pPr>
       <w:r>
         <w:rPr>
@@ -1169,7 +1333,7 @@
           <w:ilvl w:val="0"/>
           <w:numId w:val="1"/>
         </w:numPr>
-        <w:spacing w:after="240"/>
+        <w:spacing w:after="240" w:line="276" w:lineRule="auto"/>
       </w:pPr>
       <w:r>
         <w:rPr>
@@ -1199,7 +1363,7 @@
     </w:p>
     <w:p>
       <w:r>
-        <w:pict w14:anchorId="12D9734E">
+        <w:pict w14:anchorId="25946488">
           <v:rect id="_x0000_i1030" style="width:0;height:1.5pt" o:hralign="center" o:hrstd="t" o:hr="t" fillcolor="#a0a0a0" stroked="f"/>
         </w:pict>
       </w:r>
@@ -1223,51 +1387,77 @@
       </w:pPr>
       <w:r>
         <w:rPr>
-          <w:b/>
-          <w:shd w:val="clear" w:color="auto" w:fill="B7B7B7"/>
-        </w:rPr>
-        <w:t># Source</w:t>
-      </w:r>
-      <w:r>
-        <w:rPr>
-          <w:shd w:val="clear" w:color="auto" w:fill="B7B7B7"/>
-        </w:rPr>
-        <w:t xml:space="preserve">: </w:t>
-      </w:r>
-      <w:r>
-        <w:rPr>
-          <w:b/>
-          <w:shd w:val="clear" w:color="auto" w:fill="B7B7B7"/>
-        </w:rPr>
-        <w:t xml:space="preserve">Chatgpt </w:t>
-      </w:r>
-      <w:r>
-        <w:rPr>
-          <w:b/>
-          <w:sz w:val="14"/>
-          <w:szCs w:val="14"/>
-          <w:shd w:val="clear" w:color="auto" w:fill="B7B7B7"/>
-        </w:rPr>
-        <w:t>(GPT</w:t>
-      </w:r>
-      <w:r>
-        <w:rPr>
-          <w:rFonts w:ascii="Cambria Math" w:hAnsi="Cambria Math" w:cs="Cambria Math"/>
-          <w:b/>
-          <w:sz w:val="14"/>
-          <w:szCs w:val="14"/>
-          <w:shd w:val="clear" w:color="auto" w:fill="B7B7B7"/>
+          <w:rFonts w:ascii="Arial" w:eastAsia="Arial" w:hAnsi="Arial" w:cs="Arial"/>
+          <w:b/>
+          <w:color w:val="000000"/>
+          <w:sz w:val="18"/>
+          <w:highlight w:val="lightGray"/>
+        </w:rPr>
+        <w:t># Source: AI Source: Provided by: [Data Path</w:t>
+      </w:r>
+      <w:r>
+        <w:rPr>
+          <w:rFonts w:ascii="Arial" w:eastAsia="Arial" w:hAnsi="Arial" w:cs="Arial"/>
+          <w:color w:val="000000"/>
+          <w:sz w:val="18"/>
+          <w:highlight w:val="lightGray"/>
+        </w:rPr>
+        <w:t xml:space="preserve">: Persons Table -&gt; ID Column: 1, Name_En Column: Motasem Essam] -&gt; </w:t>
+      </w:r>
+      <w:r>
+        <w:rPr>
+          <w:rFonts w:ascii="Arial" w:eastAsia="Arial" w:hAnsi="Arial" w:cs="Arial"/>
+          <w:b/>
+          <w:color w:val="000000"/>
+          <w:sz w:val="18"/>
+          <w:highlight w:val="lightGray"/>
+        </w:rPr>
+        <w:t>From:</w:t>
+      </w:r>
+      <w:r>
+        <w:rPr>
+          <w:rFonts w:ascii="Arial" w:eastAsia="Arial" w:hAnsi="Arial" w:cs="Arial"/>
+          <w:color w:val="000000"/>
+          <w:sz w:val="18"/>
+          <w:highlight w:val="lightGray"/>
+        </w:rPr>
+        <w:t xml:space="preserve"> [Chatgpt (GPT</w:t>
+      </w:r>
+      <w:r>
+        <w:rPr>
+          <w:rFonts w:ascii="Arial" w:eastAsia="Arial" w:hAnsi="Arial" w:cs="Cambria Math"/>
+          <w:color w:val="000000"/>
+          <w:sz w:val="18"/>
+          <w:highlight w:val="lightGray"/>
         </w:rPr>
         <w:t>‑</w:t>
       </w:r>
       <w:r>
         <w:rPr>
-          <w:b/>
-          <w:sz w:val="14"/>
-          <w:szCs w:val="14"/>
-          <w:shd w:val="clear" w:color="auto" w:fill="B7B7B7"/>
-        </w:rPr>
-        <w:t>5 Mini) at [8/22/2025]</w:t>
+          <w:rFonts w:ascii="Arial" w:eastAsia="Arial" w:hAnsi="Arial" w:cs="Arial"/>
+          <w:color w:val="000000"/>
+          <w:sz w:val="18"/>
+          <w:highlight w:val="lightGray"/>
+        </w:rPr>
+        <w:t xml:space="preserve">5 Mini)] </w:t>
+      </w:r>
+      <w:r>
+        <w:rPr>
+          <w:rFonts w:ascii="Arial" w:eastAsia="Arial" w:hAnsi="Arial" w:cs="Arial"/>
+          <w:b/>
+          <w:color w:val="000000"/>
+          <w:sz w:val="18"/>
+          <w:highlight w:val="lightGray"/>
+        </w:rPr>
+        <w:t>on</w:t>
+      </w:r>
+      <w:r>
+        <w:rPr>
+          <w:rFonts w:ascii="Arial" w:eastAsia="Arial" w:hAnsi="Arial"/>
+          <w:sz w:val="18"/>
+          <w:highlight w:val="lightGray"/>
+        </w:rPr>
+        <w:t xml:space="preserve"> [8/22/2025]</w:t>
       </w:r>
     </w:p>
     <w:p>
@@ -1276,7 +1466,7 @@
           <w:ilvl w:val="0"/>
           <w:numId w:val="7"/>
         </w:numPr>
-        <w:spacing w:before="240"/>
+        <w:spacing w:before="240" w:after="0" w:line="276" w:lineRule="auto"/>
       </w:pPr>
       <w:r>
         <w:rPr>
@@ -1310,6 +1500,7 @@
           <w:ilvl w:val="0"/>
           <w:numId w:val="7"/>
         </w:numPr>
+        <w:spacing w:after="0" w:line="276" w:lineRule="auto"/>
       </w:pPr>
       <w:r>
         <w:rPr>
@@ -1343,7 +1534,7 @@
           <w:ilvl w:val="0"/>
           <w:numId w:val="7"/>
         </w:numPr>
-        <w:spacing w:after="240"/>
+        <w:spacing w:after="240" w:line="276" w:lineRule="auto"/>
         <w:rPr>
           <w:rFonts w:ascii="Roboto Mono" w:eastAsia="Roboto Mono" w:hAnsi="Roboto Mono" w:cs="Roboto Mono"/>
         </w:rPr>
@@ -1363,7 +1554,7 @@
     </w:p>
     <w:p>
       <w:r>
-        <w:pict w14:anchorId="3B29238B">
+        <w:pict w14:anchorId="48E175D8">
           <v:rect id="_x0000_i1031" style="width:0;height:1.5pt" o:hralign="center" o:hrstd="t" o:hr="t" fillcolor="#a0a0a0" stroked="f"/>
         </w:pict>
       </w:r>
@@ -1412,18 +1603,19 @@
     </w:p>
     <w:p>
       <w:r>
-        <w:pict w14:anchorId="34456BC8">
+        <w:pict w14:anchorId="0C72C167">
           <v:rect id="_x0000_i1032" style="width:0;height:1.5pt" o:hralign="center" o:hrstd="t" o:hr="t" fillcolor="#a0a0a0" stroked="f"/>
         </w:pict>
       </w:r>
     </w:p>
+    <w:p/>
     <w:p/>
     <w:p/>
     <w:sectPr>
       <w:pgSz w:w="12240" w:h="15840"/>
       <w:pgMar w:top="1440" w:right="1440" w:bottom="1440" w:left="1440" w:header="720" w:footer="720" w:gutter="0"/>
-      <w:pgNumType w:start="1"/>
       <w:cols w:space="720"/>
+      <w:docGrid w:linePitch="360"/>
     </w:sectPr>
   </w:body>
 </w:document>
@@ -2646,18 +2838,6 @@
   <w:style w:type="paragraph" w:default="1" w:styleId="Normal">
     <w:name w:val="Normal"/>
     <w:qFormat/>
-    <w:rsid w:val="002F57B0"/>
-    <w:pPr>
-      <w:spacing w:after="0" w:line="276" w:lineRule="auto"/>
-    </w:pPr>
-    <w:rPr>
-      <w:rFonts w:ascii="Arial" w:eastAsia="Arial" w:hAnsi="Arial" w:cs="Arial"/>
-      <w:kern w:val="0"/>
-      <w:sz w:val="22"/>
-      <w:szCs w:val="22"/>
-      <w:lang w:val="en"/>
-      <w14:ligatures w14:val="none"/>
-    </w:rPr>
   </w:style>
   <w:style w:type="paragraph" w:styleId="Heading1">
     <w:name w:val="heading 1"/>
@@ -2666,7 +2846,7 @@
     <w:link w:val="Heading1Char"/>
     <w:uiPriority w:val="9"/>
     <w:qFormat/>
-    <w:rsid w:val="00B31B69"/>
+    <w:rsid w:val="00BD07E6"/>
     <w:pPr>
       <w:keepNext/>
       <w:keepLines/>
@@ -2688,7 +2868,7 @@
     <w:uiPriority w:val="9"/>
     <w:unhideWhenUsed/>
     <w:qFormat/>
-    <w:rsid w:val="00B31B69"/>
+    <w:rsid w:val="00BD07E6"/>
     <w:pPr>
       <w:keepNext/>
       <w:keepLines/>
@@ -2711,7 +2891,7 @@
     <w:semiHidden/>
     <w:unhideWhenUsed/>
     <w:qFormat/>
-    <w:rsid w:val="00B31B69"/>
+    <w:rsid w:val="00BD07E6"/>
     <w:pPr>
       <w:keepNext/>
       <w:keepLines/>
@@ -2734,7 +2914,7 @@
     <w:semiHidden/>
     <w:unhideWhenUsed/>
     <w:qFormat/>
-    <w:rsid w:val="00B31B69"/>
+    <w:rsid w:val="00BD07E6"/>
     <w:pPr>
       <w:keepNext/>
       <w:keepLines/>
@@ -2757,7 +2937,7 @@
     <w:semiHidden/>
     <w:unhideWhenUsed/>
     <w:qFormat/>
-    <w:rsid w:val="00B31B69"/>
+    <w:rsid w:val="00BD07E6"/>
     <w:pPr>
       <w:keepNext/>
       <w:keepLines/>
@@ -2778,11 +2958,11 @@
     <w:semiHidden/>
     <w:unhideWhenUsed/>
     <w:qFormat/>
-    <w:rsid w:val="00B31B69"/>
+    <w:rsid w:val="00BD07E6"/>
     <w:pPr>
       <w:keepNext/>
       <w:keepLines/>
-      <w:spacing w:before="40"/>
+      <w:spacing w:before="40" w:after="0"/>
       <w:outlineLvl w:val="5"/>
     </w:pPr>
     <w:rPr>
@@ -2801,11 +2981,11 @@
     <w:semiHidden/>
     <w:unhideWhenUsed/>
     <w:qFormat/>
-    <w:rsid w:val="00B31B69"/>
+    <w:rsid w:val="00BD07E6"/>
     <w:pPr>
       <w:keepNext/>
       <w:keepLines/>
-      <w:spacing w:before="40"/>
+      <w:spacing w:before="40" w:after="0"/>
       <w:outlineLvl w:val="6"/>
     </w:pPr>
     <w:rPr>
@@ -2822,10 +3002,11 @@
     <w:semiHidden/>
     <w:unhideWhenUsed/>
     <w:qFormat/>
-    <w:rsid w:val="00B31B69"/>
+    <w:rsid w:val="00BD07E6"/>
     <w:pPr>
       <w:keepNext/>
       <w:keepLines/>
+      <w:spacing w:after="0"/>
       <w:outlineLvl w:val="7"/>
     </w:pPr>
     <w:rPr>
@@ -2844,10 +3025,11 @@
     <w:semiHidden/>
     <w:unhideWhenUsed/>
     <w:qFormat/>
-    <w:rsid w:val="00B31B69"/>
+    <w:rsid w:val="00BD07E6"/>
     <w:pPr>
       <w:keepNext/>
       <w:keepLines/>
+      <w:spacing w:after="0"/>
       <w:outlineLvl w:val="8"/>
     </w:pPr>
     <w:rPr>
@@ -2887,7 +3069,7 @@
     <w:basedOn w:val="DefaultParagraphFont"/>
     <w:link w:val="Heading1"/>
     <w:uiPriority w:val="9"/>
-    <w:rsid w:val="00B31B69"/>
+    <w:rsid w:val="00BD07E6"/>
     <w:rPr>
       <w:rFonts w:asciiTheme="majorHAnsi" w:eastAsiaTheme="majorEastAsia" w:hAnsiTheme="majorHAnsi" w:cstheme="majorBidi"/>
       <w:color w:val="2F5496" w:themeColor="accent1" w:themeShade="BF"/>
@@ -2900,7 +3082,7 @@
     <w:basedOn w:val="DefaultParagraphFont"/>
     <w:link w:val="Heading2"/>
     <w:uiPriority w:val="9"/>
-    <w:rsid w:val="00B31B69"/>
+    <w:rsid w:val="00BD07E6"/>
     <w:rPr>
       <w:rFonts w:asciiTheme="majorHAnsi" w:eastAsiaTheme="majorEastAsia" w:hAnsiTheme="majorHAnsi" w:cstheme="majorBidi"/>
       <w:color w:val="2F5496" w:themeColor="accent1" w:themeShade="BF"/>
@@ -2914,7 +3096,7 @@
     <w:link w:val="Heading3"/>
     <w:uiPriority w:val="9"/>
     <w:semiHidden/>
-    <w:rsid w:val="00B31B69"/>
+    <w:rsid w:val="00BD07E6"/>
     <w:rPr>
       <w:rFonts w:eastAsiaTheme="majorEastAsia" w:cstheme="majorBidi"/>
       <w:color w:val="2F5496" w:themeColor="accent1" w:themeShade="BF"/>
@@ -2928,7 +3110,7 @@
     <w:link w:val="Heading4"/>
     <w:uiPriority w:val="9"/>
     <w:semiHidden/>
-    <w:rsid w:val="00B31B69"/>
+    <w:rsid w:val="00BD07E6"/>
     <w:rPr>
       <w:rFonts w:eastAsiaTheme="majorEastAsia" w:cstheme="majorBidi"/>
       <w:i/>
@@ -2942,7 +3124,7 @@
     <w:link w:val="Heading5"/>
     <w:uiPriority w:val="9"/>
     <w:semiHidden/>
-    <w:rsid w:val="00B31B69"/>
+    <w:rsid w:val="00BD07E6"/>
     <w:rPr>
       <w:rFonts w:eastAsiaTheme="majorEastAsia" w:cstheme="majorBidi"/>
       <w:color w:val="2F5496" w:themeColor="accent1" w:themeShade="BF"/>
@@ -2954,7 +3136,7 @@
     <w:link w:val="Heading6"/>
     <w:uiPriority w:val="9"/>
     <w:semiHidden/>
-    <w:rsid w:val="00B31B69"/>
+    <w:rsid w:val="00BD07E6"/>
     <w:rPr>
       <w:rFonts w:eastAsiaTheme="majorEastAsia" w:cstheme="majorBidi"/>
       <w:i/>
@@ -2968,7 +3150,7 @@
     <w:link w:val="Heading7"/>
     <w:uiPriority w:val="9"/>
     <w:semiHidden/>
-    <w:rsid w:val="00B31B69"/>
+    <w:rsid w:val="00BD07E6"/>
     <w:rPr>
       <w:rFonts w:eastAsiaTheme="majorEastAsia" w:cstheme="majorBidi"/>
       <w:color w:val="595959" w:themeColor="text1" w:themeTint="A6"/>
@@ -2980,7 +3162,7 @@
     <w:link w:val="Heading8"/>
     <w:uiPriority w:val="9"/>
     <w:semiHidden/>
-    <w:rsid w:val="00B31B69"/>
+    <w:rsid w:val="00BD07E6"/>
     <w:rPr>
       <w:rFonts w:eastAsiaTheme="majorEastAsia" w:cstheme="majorBidi"/>
       <w:i/>
@@ -2994,7 +3176,7 @@
     <w:link w:val="Heading9"/>
     <w:uiPriority w:val="9"/>
     <w:semiHidden/>
-    <w:rsid w:val="00B31B69"/>
+    <w:rsid w:val="00BD07E6"/>
     <w:rPr>
       <w:rFonts w:eastAsiaTheme="majorEastAsia" w:cstheme="majorBidi"/>
       <w:color w:val="272727" w:themeColor="text1" w:themeTint="D8"/>
@@ -3007,7 +3189,7 @@
     <w:link w:val="TitleChar"/>
     <w:uiPriority w:val="10"/>
     <w:qFormat/>
-    <w:rsid w:val="00B31B69"/>
+    <w:rsid w:val="00BD07E6"/>
     <w:pPr>
       <w:spacing w:after="80" w:line="240" w:lineRule="auto"/>
       <w:contextualSpacing/>
@@ -3025,7 +3207,7 @@
     <w:basedOn w:val="DefaultParagraphFont"/>
     <w:link w:val="Title"/>
     <w:uiPriority w:val="10"/>
-    <w:rsid w:val="00B31B69"/>
+    <w:rsid w:val="00BD07E6"/>
     <w:rPr>
       <w:rFonts w:asciiTheme="majorHAnsi" w:eastAsiaTheme="majorEastAsia" w:hAnsiTheme="majorHAnsi" w:cstheme="majorBidi"/>
       <w:spacing w:val="-10"/>
@@ -3041,7 +3223,7 @@
     <w:link w:val="SubtitleChar"/>
     <w:uiPriority w:val="11"/>
     <w:qFormat/>
-    <w:rsid w:val="00B31B69"/>
+    <w:rsid w:val="00BD07E6"/>
     <w:pPr>
       <w:numPr>
         <w:ilvl w:val="1"/>
@@ -3060,7 +3242,7 @@
     <w:basedOn w:val="DefaultParagraphFont"/>
     <w:link w:val="Subtitle"/>
     <w:uiPriority w:val="11"/>
-    <w:rsid w:val="00B31B69"/>
+    <w:rsid w:val="00BD07E6"/>
     <w:rPr>
       <w:rFonts w:eastAsiaTheme="majorEastAsia" w:cstheme="majorBidi"/>
       <w:color w:val="595959" w:themeColor="text1" w:themeTint="A6"/>
@@ -3076,7 +3258,7 @@
     <w:link w:val="QuoteChar"/>
     <w:uiPriority w:val="29"/>
     <w:qFormat/>
-    <w:rsid w:val="00B31B69"/>
+    <w:rsid w:val="00BD07E6"/>
     <w:pPr>
       <w:spacing w:before="160"/>
       <w:jc w:val="center"/>
@@ -3092,7 +3274,7 @@
     <w:basedOn w:val="DefaultParagraphFont"/>
     <w:link w:val="Quote"/>
     <w:uiPriority w:val="29"/>
-    <w:rsid w:val="00B31B69"/>
+    <w:rsid w:val="00BD07E6"/>
     <w:rPr>
       <w:i/>
       <w:iCs/>
@@ -3104,7 +3286,7 @@
     <w:basedOn w:val="Normal"/>
     <w:uiPriority w:val="34"/>
     <w:qFormat/>
-    <w:rsid w:val="00B31B69"/>
+    <w:rsid w:val="00BD07E6"/>
     <w:pPr>
       <w:ind w:left="720"/>
       <w:contextualSpacing/>
@@ -3115,7 +3297,7 @@
     <w:basedOn w:val="DefaultParagraphFont"/>
     <w:uiPriority w:val="21"/>
     <w:qFormat/>
-    <w:rsid w:val="00B31B69"/>
+    <w:rsid w:val="00BD07E6"/>
     <w:rPr>
       <w:i/>
       <w:iCs/>
@@ -3129,7 +3311,7 @@
     <w:link w:val="IntenseQuoteChar"/>
     <w:uiPriority w:val="30"/>
     <w:qFormat/>
-    <w:rsid w:val="00B31B69"/>
+    <w:rsid w:val="00BD07E6"/>
     <w:pPr>
       <w:pBdr>
         <w:top w:val="single" w:sz="4" w:space="10" w:color="2F5496" w:themeColor="accent1" w:themeShade="BF"/>
@@ -3150,7 +3332,7 @@
     <w:basedOn w:val="DefaultParagraphFont"/>
     <w:link w:val="IntenseQuote"/>
     <w:uiPriority w:val="30"/>
-    <w:rsid w:val="00B31B69"/>
+    <w:rsid w:val="00BD07E6"/>
     <w:rPr>
       <w:i/>
       <w:iCs/>
@@ -3162,7 +3344,7 @@
     <w:basedOn w:val="DefaultParagraphFont"/>
     <w:uiPriority w:val="32"/>
     <w:qFormat/>
-    <w:rsid w:val="00B31B69"/>
+    <w:rsid w:val="00BD07E6"/>
     <w:rPr>
       <w:b/>
       <w:bCs/>
